--- a/downloads/documents/04 Units/Unit 05 - Apparel and Textile Production and Design - Make It, Mend It, Wear It/Lesson 05.01 - Clothing for Roles Activities Weather and Safety.docx
+++ b/downloads/documents/04 Units/Unit 05 - Apparel and Textile Production and Design - Make It, Mend It, Wear It/Lesson 05.01 - Clothing for Roles Activities Weather and Safety.docx
@@ -367,7 +367,7 @@
         <w:t xml:space="preserve">Vocabulary 05.md</w:t>
       </w:r>
       <w:r>
-        <w:t xml:space="preserve">) for Turkish, Portuguese, and Spanish.</w:t>
+        <w:t xml:space="preserve">) for Spanish.</w:t>
       </w:r>
     </w:p>
     <w:p>
@@ -1143,7 +1143,7 @@
         <w:pStyle w:val="Compact"/>
       </w:pPr>
       <w:r>
-        <w:t xml:space="preserve">ELL: the handout carries a picture-word bank (apron, mitt, goggles, helmet, vest, glove, closed-toe shoe, hair net) with the Turkish, Portuguese, and Spanish words from</w:t>
+        <w:t xml:space="preserve">ELL: the handout carries a picture-word bank (apron, mitt, goggles, helmet, vest, glove, closed-toe shoe, hair net) with the Spanish words from</w:t>
       </w:r>
       <w:r>
         <w:t xml:space="preserve"> </w:t>
